--- a/assets/docx/with_bib.docx
+++ b/assets/docx/with_bib.docx
@@ -15,7 +15,7 @@
         <w:pStyle w:val="Subtitle"/>
       </w:pPr>
       <w:r>
-        <w:t xml:space="preserve">02/22/26</w:t>
+        <w:t xml:space="preserve">04/09/26</w:t>
       </w:r>
     </w:p>
     <w:p>

--- a/assets/docx/with_bib.docx
+++ b/assets/docx/with_bib.docx
@@ -15,7 +15,7 @@
         <w:pStyle w:val="Subtitle"/>
       </w:pPr>
       <w:r>
-        <w:t xml:space="preserve">04/09/26</w:t>
+        <w:t xml:space="preserve">Tuesday, April 14, 2026</w:t>
       </w:r>
     </w:p>
     <w:p>
@@ -46,8 +46,8 @@
         <w:t xml:space="preserve">References</w:t>
       </w:r>
     </w:p>
-    <w:bookmarkStart w:id="22" w:name="refs"/>
-    <w:bookmarkStart w:id="21" w:name="ref-causality-pearl"/>
+    <w:bookmarkStart w:id="11" w:name="refs"/>
+    <w:bookmarkStart w:id="10" w:name="ref-causality-pearl"/>
     <w:p>
       <w:pPr>
         <w:pStyle w:val="Bibliography"/>
@@ -71,7 +71,7 @@
       <w:r>
         <w:t xml:space="preserve"> </w:t>
       </w:r>
-      <w:hyperlink r:id="rId20">
+      <w:hyperlink r:id="rId9">
         <w:r>
           <w:rPr>
             <w:rStyle w:val="Hyperlink"/>
@@ -83,8 +83,8 @@
         <w:t xml:space="preserve">.</w:t>
       </w:r>
     </w:p>
-    <w:bookmarkEnd w:id="21"/>
-    <w:bookmarkEnd w:id="22"/>
+    <w:bookmarkEnd w:id="10"/>
+    <w:bookmarkEnd w:id="11"/>
     <w:sectPr>
       <w:pgSz w:h="16820" w:w="11900"/>
       <w:pgMar w:bottom="1440" w:footer="720" w:gutter="0" w:header="720" w:left="1440" w:right="1440" w:top="1440"/>
@@ -612,7 +612,7 @@
       <w:rFonts w:ascii="Montserrat" w:hAnsi="Montserrat"/>
       <w:sz w:val="24"/>
       <w:szCs w:val="24"/>
-      <w:lang w:val="en-US"/>
+      <w:lang w:val="fr-FR"/>
     </w:rPr>
   </w:style>
   <w:style w:styleId="Heading1" w:type="paragraph">

--- a/assets/docx/with_bib.docx
+++ b/assets/docx/with_bib.docx
@@ -15,7 +15,7 @@
         <w:pStyle w:val="Subtitle"/>
       </w:pPr>
       <w:r>
-        <w:t xml:space="preserve">Friday, June  5, 2026</w:t>
+        <w:t xml:space="preserve">Monday, June 29, 2026</w:t>
       </w:r>
     </w:p>
     <w:p>
